--- a/pr-preview/pr-105/estimation-handout-tracked-changes.docx
+++ b/pr-preview/pr-105/estimation-handout-tracked-changes.docx
@@ -16,7 +16,7 @@
       </w:pPr>
       <w:del w:id="1" w:author="PR Preview" w:date="2026-01-01T00:00:00Z">
         <w:r>
-          <w:delText xml:space="preserve">Last modified: 2026-10-09 01:37:12 (PDT)</w:delText>
+          <w:delText xml:space="preserve">Last modified: 2026-10-09 10:13:53 (PDT)</w:delText>
         </w:r>
       </w:del>
     </w:p>
@@ -26,7 +26,7 @@
       </w:pPr>
       <w:ins w:id="2" w:author="PR Preview" w:date="2026-01-01T00:00:00Z">
         <w:r>
-          <w:t xml:space="preserve">Last modified: 2026-10-09 01:43:36 (PDT)</w:t>
+          <w:t xml:space="preserve">Last modified: 2026-10-09 10:13:46 (PDT)</w:t>
         </w:r>
       </w:ins>
     </w:p>
@@ -3031,7 +3031,7 @@
     </w:p>
     <w:bookmarkEnd w:id="33"/>
     <w:bookmarkEnd w:id="34"/>
-    <w:bookmarkStart w:id="112" w:name="sec-est-accuracy"/>
+    <w:bookmarkStart w:id="115" w:name="sec-est-accuracy"/>
     <w:p>
       <w:pPr>
         <w:pStyle w:val="Heading2"/>
@@ -3593,7 +3593,7 @@
       </w:r>
     </w:p>
     <w:bookmarkEnd w:id="38"/>
-    <w:bookmarkStart w:id="61" w:name="residuals"/>
+    <w:bookmarkStart w:id="62" w:name="residuals"/>
     <w:p>
       <w:pPr>
         <w:pStyle w:val="Heading3"/>
@@ -5673,7 +5673,7 @@
         <w:t xml:space="preserve">.</w:t>
       </w:r>
     </w:p>
-    <w:bookmarkStart w:id="49" w:name="exm-residual-prediction-error"/>
+    <w:bookmarkStart w:id="50" w:name="exm-residual-prediction-error"/>
     <w:p>
       <w:pPr>
         <w:pStyle w:val="BodyText"/>
@@ -5763,17 +5763,19 @@
         <w:t xml:space="preserve"> </w:t>
       </w:r>
       <w:r>
-        <w:t xml:space="preserve">and this repository holds a copy at</w:t>
-      </w:r>
-      <w:r>
-        <w:t xml:space="preserve"> </w:t>
-      </w:r>
-      <w:r>
-        <w:rPr>
-          <w:rStyle w:val="VerbatimChar"/>
-        </w:rPr>
-        <w:t xml:space="preserve">data/birthwt.csv</w:t>
-      </w:r>
+        <w:t xml:space="preserve">and this site has a copy at</w:t>
+      </w:r>
+      <w:r>
+        <w:t xml:space="preserve"> </w:t>
+      </w:r>
+      <w:hyperlink r:id="rId49">
+        <w:r>
+          <w:rPr>
+            <w:rStyle w:val="VerbatimChar"/>
+          </w:rPr>
+          <w:t xml:space="preserve">data/birthwt.csv</w:t>
+        </w:r>
+      </w:hyperlink>
       <w:r>
         <w:t xml:space="preserve">.</w:t>
       </w:r>
@@ -7091,8 +7093,8 @@
         <w:t xml:space="preserve">says.</w:t>
       </w:r>
     </w:p>
-    <w:bookmarkEnd w:id="49"/>
-    <w:bookmarkStart w:id="50" w:name="rem-prediction-error"/>
+    <w:bookmarkEnd w:id="50"/>
+    <w:bookmarkStart w:id="51" w:name="rem-prediction-error"/>
     <w:p>
       <w:pPr>
         <w:pStyle w:val="BodyText"/>
@@ -7349,8 +7351,8 @@
         <w:t xml:space="preserve">so the two differ only in orientation.</w:t>
       </w:r>
     </w:p>
-    <w:bookmarkEnd w:id="50"/>
-    <w:bookmarkStart w:id="51" w:name="def-prediction-mse"/>
+    <w:bookmarkEnd w:id="51"/>
+    <w:bookmarkStart w:id="52" w:name="def-prediction-mse"/>
     <w:p>
       <w:pPr>
         <w:pStyle w:val="BodyText"/>
@@ -7649,8 +7651,8 @@
         </m:oMath>
       </m:oMathPara>
     </w:p>
-    <w:bookmarkEnd w:id="51"/>
-    <w:bookmarkStart w:id="54" w:name="rem-prediction-mse"/>
+    <w:bookmarkEnd w:id="52"/>
+    <w:bookmarkStart w:id="55" w:name="rem-prediction-mse"/>
     <w:p>
       <w:pPr>
         <w:pStyle w:val="FirstParagraph"/>
@@ -7717,7 +7719,7 @@
       <w:r>
         <w:t xml:space="preserve"> </w:t>
       </w:r>
-      <w:hyperlink r:id="rId52">
+      <w:hyperlink r:id="rId53">
         <w:r>
           <w:rPr>
             <w:rStyle w:val="Hyperlink"/>
@@ -7745,7 +7747,7 @@
       <w:r>
         <w:t xml:space="preserve">(</w:t>
       </w:r>
-      <w:hyperlink r:id="rId53">
+      <w:hyperlink r:id="rId54">
         <w:r>
           <w:rPr>
             <w:rStyle w:val="Hyperlink"/>
@@ -7953,8 +7955,8 @@
         </m:oMath>
       </m:oMathPara>
     </w:p>
-    <w:bookmarkEnd w:id="54"/>
-    <w:bookmarkStart w:id="60" w:name="exm-fitted-residual-error"/>
+    <w:bookmarkEnd w:id="55"/>
+    <w:bookmarkStart w:id="61" w:name="exm-fitted-residual-error"/>
     <w:p>
       <w:pPr>
         <w:pStyle w:val="FirstParagraph"/>
@@ -8138,7 +8140,7 @@
       <w:r>
         <w:t xml:space="preserve"> </w:t>
       </w:r>
-      <w:hyperlink r:id="rId55">
+      <w:hyperlink r:id="rId56">
         <w:r>
           <w:rPr>
             <w:rStyle w:val="Hyperlink"/>
@@ -8670,7 +8672,7 @@
       <w:tr>
         <w:tc>
           <w:tcPr/>
-          <w:bookmarkStart w:id="59" w:name="fig-fitted-residual-error"/>
+          <w:bookmarkStart w:id="60" w:name="fig-fitted-residual-error"/>
           <w:p>
             <w:pPr>
               <w:pStyle w:val="SourceCode"/>
@@ -9691,18 +9693,18 @@
                 <wp:inline>
                   <wp:extent cx="4620126" cy="3696101"/>
                   <wp:effectExtent b="0" l="0" r="0" t="0"/>
-                  <wp:docPr descr="" title="" id="57" name="Picture"/>
+                  <wp:docPr descr="" title="" id="58" name="Picture"/>
                   <a:graphic>
                     <a:graphicData uri="http://schemas.openxmlformats.org/drawingml/2006/picture">
                       <pic:pic>
                         <pic:nvPicPr>
-                          <pic:cNvPr descr="estimation_files/figure-docx/unnamed-chunk-1-1.png" id="58" name="Picture"/>
+                          <pic:cNvPr descr="estimation_files/figure-docx/unnamed-chunk-1-1.png" id="59" name="Picture"/>
                           <pic:cNvPicPr>
                             <a:picLocks noChangeArrowheads="1" noChangeAspect="1"/>
                           </pic:cNvPicPr>
                         </pic:nvPicPr>
                         <pic:blipFill>
-                          <a:blip r:embed="rId56"/>
+                          <a:blip r:embed="rId57"/>
                           <a:stretch>
                             <a:fillRect/>
                           </a:stretch>
@@ -9754,7 +9756,7 @@
               <w:t xml:space="preserve">which points up from its fitted value to its observed outcome</w:t>
             </w:r>
           </w:p>
-          <w:bookmarkEnd w:id="59"/>
+          <w:bookmarkEnd w:id="60"/>
         </w:tc>
       </w:tr>
     </w:tbl>
@@ -9986,9 +9988,9 @@
         <w:t xml:space="preserve">.</w:t>
       </w:r>
     </w:p>
-    <w:bookmarkEnd w:id="60"/>
     <w:bookmarkEnd w:id="61"/>
-    <w:bookmarkStart w:id="68" w:name="bias"/>
+    <w:bookmarkEnd w:id="62"/>
+    <w:bookmarkStart w:id="69" w:name="bias"/>
     <w:p>
       <w:pPr>
         <w:pStyle w:val="Heading3"/>
@@ -9997,7 +9999,7 @@
         <w:t xml:space="preserve">3.4 Bias</w:t>
       </w:r>
     </w:p>
-    <w:bookmarkStart w:id="63" w:name="def-bias"/>
+    <w:bookmarkStart w:id="64" w:name="def-bias"/>
     <w:p>
       <w:pPr>
         <w:pStyle w:val="FirstParagraph"/>
@@ -10091,7 +10093,7 @@
       <w:pPr>
         <w:pStyle w:val="BodyText"/>
       </w:pPr>
-      <w:bookmarkStart w:id="62" w:name="eq-bias-def"/>
+      <w:bookmarkStart w:id="63" w:name="eq-bias-def"/>
       <m:oMathPara>
         <m:oMathParaPr>
           <m:jc m:val="center"/>
@@ -10219,10 +10221,10 @@
           </m:r>
         </m:oMath>
       </m:oMathPara>
-      <w:bookmarkEnd w:id="62"/>
+      <w:bookmarkEnd w:id="63"/>
     </w:p>
-    <w:bookmarkEnd w:id="63"/>
-    <w:bookmarkStart w:id="64" w:name="exr-bias-exprs"/>
+    <w:bookmarkEnd w:id="64"/>
+    <w:bookmarkStart w:id="65" w:name="exr-bias-exprs"/>
     <w:p>
       <w:pPr>
         <w:pStyle w:val="FirstParagraph"/>
@@ -10370,8 +10372,8 @@
         <w:t xml:space="preserve">.</w:t>
       </w:r>
     </w:p>
-    <w:bookmarkEnd w:id="64"/>
-    <w:bookmarkStart w:id="65" w:name="sol-bias-exprs"/>
+    <w:bookmarkEnd w:id="65"/>
+    <w:bookmarkStart w:id="66" w:name="sol-bias-exprs"/>
     <w:p>
       <w:pPr>
         <w:pStyle w:val="BodyText"/>
@@ -10748,8 +10750,8 @@
         </m:oMath>
       </m:oMathPara>
     </w:p>
-    <w:bookmarkEnd w:id="65"/>
-    <w:bookmarkStart w:id="66" w:name="thm-bias-exprs"/>
+    <w:bookmarkEnd w:id="66"/>
+    <w:bookmarkStart w:id="67" w:name="thm-bias-exprs"/>
     <w:p>
       <w:pPr>
         <w:pStyle w:val="FirstParagraph"/>
@@ -10853,7 +10855,7 @@
         </m:oMath>
       </m:oMathPara>
     </w:p>
-    <w:bookmarkEnd w:id="66"/>
+    <w:bookmarkEnd w:id="67"/>
     <w:p>
       <w:pPr>
         <w:pStyle w:val="FirstParagraph"/>
@@ -10886,7 +10888,7 @@
         <w:t xml:space="preserve">.</w:t>
       </w:r>
     </w:p>
-    <w:bookmarkStart w:id="67" w:name="exm-bias-sample-mean"/>
+    <w:bookmarkStart w:id="68" w:name="exm-bias-sample-mean"/>
     <w:p>
       <w:pPr>
         <w:pStyle w:val="BodyText"/>
@@ -12220,9 +12222,9 @@
         <w:t xml:space="preserve">uses only one.</w:t>
       </w:r>
     </w:p>
-    <w:bookmarkEnd w:id="67"/>
     <w:bookmarkEnd w:id="68"/>
-    <w:bookmarkStart w:id="82" w:name="mean-squared-error"/>
+    <w:bookmarkEnd w:id="69"/>
+    <w:bookmarkStart w:id="85" w:name="mean-squared-error"/>
     <w:p>
       <w:pPr>
         <w:pStyle w:val="Heading3"/>
@@ -12231,7 +12233,7 @@
         <w:t xml:space="preserve">3.5 Mean squared error</w:t>
       </w:r>
     </w:p>
-    <w:bookmarkStart w:id="69" w:name="def-mse"/>
+    <w:bookmarkStart w:id="70" w:name="def-mse"/>
     <w:p>
       <w:pPr>
         <w:pStyle w:val="FirstParagraph"/>
@@ -12483,8 +12485,8 @@
         </m:oMath>
       </m:oMathPara>
     </w:p>
-    <w:bookmarkEnd w:id="69"/>
-    <w:bookmarkStart w:id="70" w:name="exr-sq-bias-expand"/>
+    <w:bookmarkEnd w:id="70"/>
+    <w:bookmarkStart w:id="71" w:name="exr-sq-bias-expand"/>
     <w:p>
       <w:pPr>
         <w:pStyle w:val="FirstParagraph"/>
@@ -12656,8 +12658,8 @@
         <w:t xml:space="preserve">.</w:t>
       </w:r>
     </w:p>
-    <w:bookmarkEnd w:id="70"/>
-    <w:bookmarkStart w:id="71" w:name="sol-sq-bias-expand"/>
+    <w:bookmarkEnd w:id="71"/>
+    <w:bookmarkStart w:id="72" w:name="sol-sq-bias-expand"/>
     <w:p>
       <w:pPr>
         <w:pStyle w:val="BodyText"/>
@@ -12977,8 +12979,8 @@
         </m:oMath>
       </m:oMathPara>
     </w:p>
-    <w:bookmarkEnd w:id="71"/>
-    <w:bookmarkStart w:id="72" w:name="exr-bias-sq-plus-var"/>
+    <w:bookmarkEnd w:id="72"/>
+    <w:bookmarkStart w:id="73" w:name="exr-bias-sq-plus-var"/>
     <w:p>
       <w:pPr>
         <w:pStyle w:val="FirstParagraph"/>
@@ -13223,8 +13225,8 @@
         <w:t xml:space="preserve">.</w:t>
       </w:r>
     </w:p>
-    <w:bookmarkEnd w:id="72"/>
-    <w:bookmarkStart w:id="74" w:name="sol-bias-sq-plus-var"/>
+    <w:bookmarkEnd w:id="73"/>
+    <w:bookmarkStart w:id="77" w:name="sol-bias-sq-plus-var"/>
     <w:p>
       <w:pPr>
         <w:pStyle w:val="BodyText"/>
@@ -13248,7 +13250,7 @@
       <w:r>
         <w:t xml:space="preserve">(</w:t>
       </w:r>
-      <w:hyperlink r:id="rId73">
+      <w:hyperlink r:id="rId74">
         <w:r>
           <w:rPr>
             <w:rStyle w:val="Hyperlink"/>
@@ -13264,6 +13266,7 @@
       <w:pPr>
         <w:pStyle w:val="BodyText"/>
       </w:pPr>
+      <w:bookmarkStart w:id="75" w:name="eq-bias-sq-plus-var-exr"/>
       <m:oMathPara>
         <m:oMathParaPr>
           <m:jc m:val="center"/>
@@ -13411,8 +13414,27 @@
           <m:r>
             <m:t>​</m:t>
           </m:r>
+          <m:r>
+            <m:t>  </m:t>
+          </m:r>
+          <m:r>
+            <m:rPr>
+              <m:sty m:val="p"/>
+            </m:rPr>
+            <m:t>(</m:t>
+          </m:r>
+          <m:r>
+            <m:t>2</m:t>
+          </m:r>
+          <m:r>
+            <m:rPr>
+              <m:sty m:val="p"/>
+            </m:rPr>
+            <m:t>)</m:t>
+          </m:r>
         </m:oMath>
       </m:oMathPara>
+      <w:bookmarkEnd w:id="75"/>
     </w:p>
     <w:p>
       <w:pPr>
@@ -13443,6 +13465,7 @@
       <w:pPr>
         <w:pStyle w:val="BodyText"/>
       </w:pPr>
+      <w:bookmarkStart w:id="76" w:name="eq-bias-sq-plus-var-exr-2"/>
       <m:oMathPara>
         <m:oMathParaPr>
           <m:jc m:val="center"/>
@@ -13992,74 +14015,6 @@
                 <m:rPr>
                   <m:sty m:val="p"/>
                 </m:rPr>
-                <m:t>−</m:t>
-              </m:r>
-              <m:r>
-                <m:t>2</m:t>
-              </m:r>
-              <m:r>
-                <m:rPr>
-                  <m:sty m:val="p"/>
-                </m:rPr>
-                <m:t>E</m:t>
-              </m:r>
-              <m:r>
-                <m:t>​</m:t>
-              </m:r>
-              <m:d>
-                <m:dPr>
-                  <m:begChr m:val="["/>
-                  <m:sepChr m:val=""/>
-                  <m:endChr m:val="]"/>
-                  <m:grow/>
-                </m:dPr>
-                <m:e>
-                  <m:acc>
-                    <m:accPr>
-                      <m:chr m:val="̂"/>
-                    </m:accPr>
-                    <m:e>
-                      <m:r>
-                        <m:t>θ</m:t>
-                      </m:r>
-                    </m:e>
-                  </m:acc>
-                </m:e>
-              </m:d>
-              <m:r>
-                <m:t>​</m:t>
-              </m:r>
-              <m:r>
-                <m:t>θ</m:t>
-              </m:r>
-              <m:r>
-                <m:rPr>
-                  <m:sty m:val="p"/>
-                </m:rPr>
-                <m:t>+</m:t>
-              </m:r>
-              <m:sSup>
-                <m:e>
-                  <m:r>
-                    <m:t>θ</m:t>
-                  </m:r>
-                </m:e>
-                <m:sup>
-                  <m:r>
-                    <m:t>2</m:t>
-                  </m:r>
-                </m:sup>
-              </m:sSup>
-              <m:r>
-                <m:rPr>
-                  <m:sty m:val="p"/>
-                </m:rPr>
-                <m:t>+</m:t>
-              </m:r>
-              <m:r>
-                <m:rPr>
-                  <m:sty m:val="p"/>
-                </m:rPr>
                 <m:t>E</m:t>
               </m:r>
               <m:r>
@@ -14098,17 +14053,72 @@
                 <m:t>​</m:t>
               </m:r>
               <m:r>
-                <m:t>&amp;</m:t>
-              </m:r>
-              <m:r>
-                <m:t>&amp;</m:t>
-              </m:r>
-              <m:r>
-                <m:rPr>
-                  <m:nor/>
-                  <m:sty m:val="p"/>
-                </m:rPr>
-                <m:t>(cancel </m:t>
+                <m:rPr>
+                  <m:sty m:val="p"/>
+                </m:rPr>
+                <m:t>−</m:t>
+              </m:r>
+              <m:r>
+                <m:t>2</m:t>
+              </m:r>
+              <m:r>
+                <m:rPr>
+                  <m:sty m:val="p"/>
+                </m:rPr>
+                <m:t>E</m:t>
+              </m:r>
+              <m:r>
+                <m:t>​</m:t>
+              </m:r>
+              <m:d>
+                <m:dPr>
+                  <m:begChr m:val="["/>
+                  <m:sepChr m:val=""/>
+                  <m:endChr m:val="]"/>
+                  <m:grow/>
+                </m:dPr>
+                <m:e>
+                  <m:acc>
+                    <m:accPr>
+                      <m:chr m:val="̂"/>
+                    </m:accPr>
+                    <m:e>
+                      <m:r>
+                        <m:t>θ</m:t>
+                      </m:r>
+                    </m:e>
+                  </m:acc>
+                </m:e>
+              </m:d>
+              <m:r>
+                <m:t>​</m:t>
+              </m:r>
+              <m:r>
+                <m:t>θ</m:t>
+              </m:r>
+              <m:r>
+                <m:rPr>
+                  <m:sty m:val="p"/>
+                </m:rPr>
+                <m:t>+</m:t>
+              </m:r>
+              <m:sSup>
+                <m:e>
+                  <m:r>
+                    <m:t>θ</m:t>
+                  </m:r>
+                </m:e>
+                <m:sup>
+                  <m:r>
+                    <m:t>2</m:t>
+                  </m:r>
+                </m:sup>
+              </m:sSup>
+              <m:r>
+                <m:rPr>
+                  <m:sty m:val="p"/>
+                </m:rPr>
+                <m:t>+</m:t>
               </m:r>
               <m:r>
                 <m:t>​</m:t>
@@ -14169,10 +14179,79 @@
               </m:r>
               <m:r>
                 <m:rPr>
+                  <m:sty m:val="p"/>
+                </m:rPr>
+                <m:t>−</m:t>
+              </m:r>
+              <m:r>
+                <m:t>​</m:t>
+              </m:r>
+              <m:sSup>
+                <m:e>
+                  <m:d>
+                    <m:dPr>
+                      <m:begChr m:val="("/>
+                      <m:sepChr m:val=""/>
+                      <m:endChr m:val=")"/>
+                      <m:grow/>
+                    </m:dPr>
+                    <m:e>
+                      <m:r>
+                        <m:rPr>
+                          <m:sty m:val="p"/>
+                        </m:rPr>
+                        <m:t>E</m:t>
+                      </m:r>
+                      <m:r>
+                        <m:t>​</m:t>
+                      </m:r>
+                      <m:d>
+                        <m:dPr>
+                          <m:begChr m:val="["/>
+                          <m:sepChr m:val=""/>
+                          <m:endChr m:val="]"/>
+                          <m:grow/>
+                        </m:dPr>
+                        <m:e>
+                          <m:acc>
+                            <m:accPr>
+                              <m:chr m:val="̂"/>
+                            </m:accPr>
+                            <m:e>
+                              <m:r>
+                                <m:t>θ</m:t>
+                              </m:r>
+                            </m:e>
+                          </m:acc>
+                        </m:e>
+                      </m:d>
+                      <m:r>
+                        <m:t>​</m:t>
+                      </m:r>
+                    </m:e>
+                  </m:d>
+                </m:e>
+                <m:sup>
+                  <m:r>
+                    <m:t>2</m:t>
+                  </m:r>
+                </m:sup>
+              </m:sSup>
+              <m:r>
+                <m:t>​</m:t>
+              </m:r>
+              <m:r>
+                <m:t>&amp;</m:t>
+              </m:r>
+              <m:r>
+                <m:t>&amp;</m:t>
+              </m:r>
+              <m:r>
+                <m:rPr>
                   <m:nor/>
                   <m:sty m:val="p"/>
                 </m:rPr>
-                <m:t>)</m:t>
+                <m:t>(reorder the terms)</m:t>
               </m:r>
             </m:e>
             <m:e>
@@ -14289,6 +14368,148 @@
                 </m:sup>
               </m:sSup>
               <m:r>
+                <m:rPr>
+                  <m:sty m:val="p"/>
+                </m:rPr>
+                <m:t>+</m:t>
+              </m:r>
+              <m:r>
+                <m:t>​</m:t>
+              </m:r>
+              <m:d>
+                <m:dPr>
+                  <m:begChr m:val="("/>
+                  <m:sepChr m:val=""/>
+                  <m:endChr m:val=")"/>
+                  <m:grow/>
+                </m:dPr>
+                <m:e>
+                  <m:r>
+                    <m:t>​</m:t>
+                  </m:r>
+                  <m:sSup>
+                    <m:e>
+                      <m:d>
+                        <m:dPr>
+                          <m:begChr m:val="("/>
+                          <m:sepChr m:val=""/>
+                          <m:endChr m:val=")"/>
+                          <m:grow/>
+                        </m:dPr>
+                        <m:e>
+                          <m:r>
+                            <m:rPr>
+                              <m:sty m:val="p"/>
+                            </m:rPr>
+                            <m:t>E</m:t>
+                          </m:r>
+                          <m:r>
+                            <m:t>​</m:t>
+                          </m:r>
+                          <m:d>
+                            <m:dPr>
+                              <m:begChr m:val="["/>
+                              <m:sepChr m:val=""/>
+                              <m:endChr m:val="]"/>
+                              <m:grow/>
+                            </m:dPr>
+                            <m:e>
+                              <m:acc>
+                                <m:accPr>
+                                  <m:chr m:val="̂"/>
+                                </m:accPr>
+                                <m:e>
+                                  <m:r>
+                                    <m:t>θ</m:t>
+                                  </m:r>
+                                </m:e>
+                              </m:acc>
+                            </m:e>
+                          </m:d>
+                          <m:r>
+                            <m:t>​</m:t>
+                          </m:r>
+                        </m:e>
+                      </m:d>
+                    </m:e>
+                    <m:sup>
+                      <m:r>
+                        <m:t>2</m:t>
+                      </m:r>
+                    </m:sup>
+                  </m:sSup>
+                  <m:r>
+                    <m:t>​</m:t>
+                  </m:r>
+                  <m:r>
+                    <m:rPr>
+                      <m:sty m:val="p"/>
+                    </m:rPr>
+                    <m:t>−</m:t>
+                  </m:r>
+                  <m:r>
+                    <m:t>​</m:t>
+                  </m:r>
+                  <m:sSup>
+                    <m:e>
+                      <m:d>
+                        <m:dPr>
+                          <m:begChr m:val="("/>
+                          <m:sepChr m:val=""/>
+                          <m:endChr m:val=")"/>
+                          <m:grow/>
+                        </m:dPr>
+                        <m:e>
+                          <m:r>
+                            <m:rPr>
+                              <m:sty m:val="p"/>
+                            </m:rPr>
+                            <m:t>E</m:t>
+                          </m:r>
+                          <m:r>
+                            <m:t>​</m:t>
+                          </m:r>
+                          <m:d>
+                            <m:dPr>
+                              <m:begChr m:val="["/>
+                              <m:sepChr m:val=""/>
+                              <m:endChr m:val="]"/>
+                              <m:grow/>
+                            </m:dPr>
+                            <m:e>
+                              <m:acc>
+                                <m:accPr>
+                                  <m:chr m:val="̂"/>
+                                </m:accPr>
+                                <m:e>
+                                  <m:r>
+                                    <m:t>θ</m:t>
+                                  </m:r>
+                                </m:e>
+                              </m:acc>
+                            </m:e>
+                          </m:d>
+                          <m:r>
+                            <m:t>​</m:t>
+                          </m:r>
+                        </m:e>
+                      </m:d>
+                    </m:e>
+                    <m:sup>
+                      <m:r>
+                        <m:t>2</m:t>
+                      </m:r>
+                    </m:sup>
+                  </m:sSup>
+                  <m:r>
+                    <m:t>​</m:t>
+                  </m:r>
+                </m:e>
+              </m:d>
+              <m:r>
+                <m:t>​</m:t>
+              </m:r>
+              <m:r>
                 <m:t>&amp;</m:t>
               </m:r>
               <m:r>
@@ -14299,15 +14520,353 @@
                   <m:nor/>
                   <m:sty m:val="p"/>
                 </m:rPr>
-                <m:t>(reorder the terms)</m:t>
+                <m:t>(group the last two terms)</m:t>
+              </m:r>
+            </m:e>
+            <m:e>
+              <m:r>
+                <m:t>&amp;</m:t>
+              </m:r>
+              <m:r>
+                <m:rPr>
+                  <m:sty m:val="p"/>
+                </m:rPr>
+                <m:t>=</m:t>
+              </m:r>
+              <m:r>
+                <m:rPr>
+                  <m:sty m:val="p"/>
+                </m:rPr>
+                <m:t>E</m:t>
+              </m:r>
+              <m:r>
+                <m:t>​</m:t>
+              </m:r>
+              <m:d>
+                <m:dPr>
+                  <m:begChr m:val="["/>
+                  <m:sepChr m:val=""/>
+                  <m:endChr m:val="]"/>
+                  <m:grow/>
+                </m:dPr>
+                <m:e>
+                  <m:sSup>
+                    <m:e>
+                      <m:acc>
+                        <m:accPr>
+                          <m:chr m:val="̂"/>
+                        </m:accPr>
+                        <m:e>
+                          <m:r>
+                            <m:t>θ</m:t>
+                          </m:r>
+                        </m:e>
+                      </m:acc>
+                    </m:e>
+                    <m:sup>
+                      <m:r>
+                        <m:t>2</m:t>
+                      </m:r>
+                    </m:sup>
+                  </m:sSup>
+                </m:e>
+              </m:d>
+              <m:r>
+                <m:t>​</m:t>
+              </m:r>
+              <m:r>
+                <m:rPr>
+                  <m:sty m:val="p"/>
+                </m:rPr>
+                <m:t>−</m:t>
+              </m:r>
+              <m:r>
+                <m:t>2</m:t>
+              </m:r>
+              <m:r>
+                <m:rPr>
+                  <m:sty m:val="p"/>
+                </m:rPr>
+                <m:t>E</m:t>
+              </m:r>
+              <m:r>
+                <m:t>​</m:t>
+              </m:r>
+              <m:d>
+                <m:dPr>
+                  <m:begChr m:val="["/>
+                  <m:sepChr m:val=""/>
+                  <m:endChr m:val="]"/>
+                  <m:grow/>
+                </m:dPr>
+                <m:e>
+                  <m:acc>
+                    <m:accPr>
+                      <m:chr m:val="̂"/>
+                    </m:accPr>
+                    <m:e>
+                      <m:r>
+                        <m:t>θ</m:t>
+                      </m:r>
+                    </m:e>
+                  </m:acc>
+                </m:e>
+              </m:d>
+              <m:r>
+                <m:t>​</m:t>
+              </m:r>
+              <m:r>
+                <m:t>θ</m:t>
+              </m:r>
+              <m:r>
+                <m:rPr>
+                  <m:sty m:val="p"/>
+                </m:rPr>
+                <m:t>+</m:t>
+              </m:r>
+              <m:sSup>
+                <m:e>
+                  <m:r>
+                    <m:t>θ</m:t>
+                  </m:r>
+                </m:e>
+                <m:sup>
+                  <m:r>
+                    <m:t>2</m:t>
+                  </m:r>
+                </m:sup>
+              </m:sSup>
+              <m:r>
+                <m:rPr>
+                  <m:sty m:val="p"/>
+                </m:rPr>
+                <m:t>+</m:t>
+              </m:r>
+              <m:r>
+                <m:t>0</m:t>
+              </m:r>
+              <m:r>
+                <m:t>&amp;</m:t>
+              </m:r>
+              <m:r>
+                <m:t>&amp;</m:t>
+              </m:r>
+              <m:r>
+                <m:rPr>
+                  <m:nor/>
+                  <m:sty m:val="p"/>
+                </m:rPr>
+                <m:t>(</m:t>
+              </m:r>
+              <m:r>
+                <m:t>a</m:t>
+              </m:r>
+              <m:r>
+                <m:rPr>
+                  <m:sty m:val="p"/>
+                </m:rPr>
+                <m:t>−</m:t>
+              </m:r>
+              <m:r>
+                <m:t>a</m:t>
+              </m:r>
+              <m:r>
+                <m:rPr>
+                  <m:sty m:val="p"/>
+                </m:rPr>
+                <m:t>=</m:t>
+              </m:r>
+              <m:r>
+                <m:t>0</m:t>
+              </m:r>
+              <m:r>
+                <m:rPr>
+                  <m:nor/>
+                  <m:sty m:val="p"/>
+                </m:rPr>
+                <m:t>)</m:t>
+              </m:r>
+            </m:e>
+            <m:e>
+              <m:r>
+                <m:t>&amp;</m:t>
+              </m:r>
+              <m:r>
+                <m:rPr>
+                  <m:sty m:val="p"/>
+                </m:rPr>
+                <m:t>=</m:t>
+              </m:r>
+              <m:r>
+                <m:rPr>
+                  <m:sty m:val="p"/>
+                </m:rPr>
+                <m:t>E</m:t>
+              </m:r>
+              <m:r>
+                <m:t>​</m:t>
+              </m:r>
+              <m:d>
+                <m:dPr>
+                  <m:begChr m:val="["/>
+                  <m:sepChr m:val=""/>
+                  <m:endChr m:val="]"/>
+                  <m:grow/>
+                </m:dPr>
+                <m:e>
+                  <m:sSup>
+                    <m:e>
+                      <m:acc>
+                        <m:accPr>
+                          <m:chr m:val="̂"/>
+                        </m:accPr>
+                        <m:e>
+                          <m:r>
+                            <m:t>θ</m:t>
+                          </m:r>
+                        </m:e>
+                      </m:acc>
+                    </m:e>
+                    <m:sup>
+                      <m:r>
+                        <m:t>2</m:t>
+                      </m:r>
+                    </m:sup>
+                  </m:sSup>
+                </m:e>
+              </m:d>
+              <m:r>
+                <m:t>​</m:t>
+              </m:r>
+              <m:r>
+                <m:rPr>
+                  <m:sty m:val="p"/>
+                </m:rPr>
+                <m:t>−</m:t>
+              </m:r>
+              <m:r>
+                <m:t>2</m:t>
+              </m:r>
+              <m:r>
+                <m:rPr>
+                  <m:sty m:val="p"/>
+                </m:rPr>
+                <m:t>E</m:t>
+              </m:r>
+              <m:r>
+                <m:t>​</m:t>
+              </m:r>
+              <m:d>
+                <m:dPr>
+                  <m:begChr m:val="["/>
+                  <m:sepChr m:val=""/>
+                  <m:endChr m:val="]"/>
+                  <m:grow/>
+                </m:dPr>
+                <m:e>
+                  <m:acc>
+                    <m:accPr>
+                      <m:chr m:val="̂"/>
+                    </m:accPr>
+                    <m:e>
+                      <m:r>
+                        <m:t>θ</m:t>
+                      </m:r>
+                    </m:e>
+                  </m:acc>
+                </m:e>
+              </m:d>
+              <m:r>
+                <m:t>​</m:t>
+              </m:r>
+              <m:r>
+                <m:t>θ</m:t>
+              </m:r>
+              <m:r>
+                <m:rPr>
+                  <m:sty m:val="p"/>
+                </m:rPr>
+                <m:t>+</m:t>
+              </m:r>
+              <m:sSup>
+                <m:e>
+                  <m:r>
+                    <m:t>θ</m:t>
+                  </m:r>
+                </m:e>
+                <m:sup>
+                  <m:r>
+                    <m:t>2</m:t>
+                  </m:r>
+                </m:sup>
+              </m:sSup>
+              <m:r>
+                <m:t>&amp;</m:t>
+              </m:r>
+              <m:r>
+                <m:t>&amp;</m:t>
+              </m:r>
+              <m:r>
+                <m:rPr>
+                  <m:nor/>
+                  <m:sty m:val="p"/>
+                </m:rPr>
+                <m:t>(</m:t>
+              </m:r>
+              <m:r>
+                <m:t>a</m:t>
+              </m:r>
+              <m:r>
+                <m:rPr>
+                  <m:sty m:val="p"/>
+                </m:rPr>
+                <m:t>+</m:t>
+              </m:r>
+              <m:r>
+                <m:t>0</m:t>
+              </m:r>
+              <m:r>
+                <m:rPr>
+                  <m:sty m:val="p"/>
+                </m:rPr>
+                <m:t>=</m:t>
+              </m:r>
+              <m:r>
+                <m:t>a</m:t>
+              </m:r>
+              <m:r>
+                <m:rPr>
+                  <m:nor/>
+                  <m:sty m:val="p"/>
+                </m:rPr>
+                <m:t>)</m:t>
               </m:r>
             </m:e>
           </m:eqArr>
+          <m:r>
+            <m:t>  </m:t>
+          </m:r>
+          <m:r>
+            <m:rPr>
+              <m:sty m:val="p"/>
+            </m:rPr>
+            <m:t>(</m:t>
+          </m:r>
+          <m:r>
+            <m:t>3</m:t>
+          </m:r>
+          <m:r>
+            <m:rPr>
+              <m:sty m:val="p"/>
+            </m:rPr>
+            <m:t>)</m:t>
+          </m:r>
         </m:oMath>
       </m:oMathPara>
+      <w:bookmarkEnd w:id="76"/>
     </w:p>
-    <w:bookmarkEnd w:id="74"/>
-    <w:bookmarkStart w:id="75" w:name="exr-mse-expand"/>
+    <w:bookmarkEnd w:id="77"/>
+    <w:bookmarkStart w:id="78" w:name="exr-mse-expand"/>
     <w:p>
       <w:pPr>
         <w:pStyle w:val="FirstParagraph"/>
@@ -14480,8 +15039,8 @@
         <w:t xml:space="preserve">.</w:t>
       </w:r>
     </w:p>
-    <w:bookmarkEnd w:id="75"/>
-    <w:bookmarkStart w:id="76" w:name="sol-mse-expand"/>
+    <w:bookmarkEnd w:id="78"/>
+    <w:bookmarkStart w:id="79" w:name="sol-mse-expand"/>
     <w:p>
       <w:pPr>
         <w:pStyle w:val="BodyText"/>
@@ -15285,8 +15844,8 @@
         </m:oMath>
       </m:oMathPara>
     </w:p>
-    <w:bookmarkEnd w:id="76"/>
-    <w:bookmarkStart w:id="78" w:name="thm-mse-bias-variance"/>
+    <w:bookmarkEnd w:id="79"/>
+    <w:bookmarkStart w:id="81" w:name="thm-mse-bias-variance"/>
     <w:p>
       <w:pPr>
         <w:pStyle w:val="FirstParagraph"/>
@@ -15327,7 +15886,7 @@
       <w:pPr>
         <w:pStyle w:val="BodyText"/>
       </w:pPr>
-      <w:bookmarkStart w:id="77" w:name="eq-mse"/>
+      <w:bookmarkStart w:id="80" w:name="eq-mse"/>
       <m:oMathPara>
         <m:oMathParaPr>
           <m:jc m:val="center"/>
@@ -15476,7 +16035,7 @@
             <m:t>(</m:t>
           </m:r>
           <m:r>
-            <m:t>2</m:t>
+            <m:t>4</m:t>
           </m:r>
           <m:r>
             <m:rPr>
@@ -15486,9 +16045,9 @@
           </m:r>
         </m:oMath>
       </m:oMathPara>
-      <w:bookmarkEnd w:id="77"/>
+      <w:bookmarkEnd w:id="80"/>
     </w:p>
-    <w:bookmarkEnd w:id="78"/>
+    <w:bookmarkEnd w:id="81"/>
     <w:p>
       <w:pPr>
         <w:pStyle w:val="FirstParagraph"/>
@@ -15804,7 +16363,7 @@
         <w:t xml:space="preserve">so they are equal to each other.</w:t>
       </w:r>
     </w:p>
-    <w:bookmarkStart w:id="80" w:name="exm-mse-sample-mean"/>
+    <w:bookmarkStart w:id="83" w:name="exm-mse-sample-mean"/>
     <w:p>
       <w:pPr>
         <w:pStyle w:val="BodyText"/>
@@ -17194,7 +17753,7 @@
       <w:r>
         <w:t xml:space="preserve"> </w:t>
       </w:r>
-      <w:hyperlink r:id="rId79">
+      <w:hyperlink r:id="rId82">
         <w:r>
           <w:rPr>
             <w:rStyle w:val="Hyperlink"/>
@@ -17463,8 +18022,8 @@
         <w:t xml:space="preserve">’s.</w:t>
       </w:r>
     </w:p>
-    <w:bookmarkEnd w:id="80"/>
-    <w:bookmarkStart w:id="81" w:name="def-rmse"/>
+    <w:bookmarkEnd w:id="83"/>
+    <w:bookmarkStart w:id="84" w:name="def-rmse"/>
     <w:p>
       <w:pPr>
         <w:pStyle w:val="BodyText"/>
@@ -17720,9 +18279,9 @@
         <w:t xml:space="preserve">.</w:t>
       </w:r>
     </w:p>
-    <w:bookmarkEnd w:id="81"/>
-    <w:bookmarkEnd w:id="82"/>
-    <w:bookmarkStart w:id="94" w:name="sec-unbiased-estimators"/>
+    <w:bookmarkEnd w:id="84"/>
+    <w:bookmarkEnd w:id="85"/>
+    <w:bookmarkStart w:id="97" w:name="sec-unbiased-estimators"/>
     <w:p>
       <w:pPr>
         <w:pStyle w:val="Heading3"/>
@@ -17731,7 +18290,7 @@
         <w:t xml:space="preserve">3.6 Unbiased estimators</w:t>
       </w:r>
     </w:p>
-    <w:bookmarkStart w:id="83" w:name="def-unbiased"/>
+    <w:bookmarkStart w:id="86" w:name="def-unbiased"/>
     <w:p>
       <w:pPr>
         <w:pStyle w:val="FirstParagraph"/>
@@ -17878,8 +18437,8 @@
         <w:t xml:space="preserve">.</w:t>
       </w:r>
     </w:p>
-    <w:bookmarkEnd w:id="83"/>
-    <w:bookmarkStart w:id="84" w:name="exm-unbiased-sample-mean"/>
+    <w:bookmarkEnd w:id="86"/>
+    <w:bookmarkStart w:id="87" w:name="exm-unbiased-sample-mean"/>
     <w:p>
       <w:pPr>
         <w:pStyle w:val="BodyText"/>
@@ -18093,8 +18652,8 @@
         <w:t xml:space="preserve">.</w:t>
       </w:r>
     </w:p>
-    <w:bookmarkEnd w:id="84"/>
-    <w:bookmarkStart w:id="86" w:name="exm-biased-variance-mle"/>
+    <w:bookmarkEnd w:id="87"/>
+    <w:bookmarkStart w:id="89" w:name="exm-biased-variance-mle"/>
     <w:p>
       <w:pPr>
         <w:pStyle w:val="BodyText"/>
@@ -18272,7 +18831,7 @@
       <w:r>
         <w:t xml:space="preserve"> </w:t>
       </w:r>
-      <w:hyperlink r:id="rId85">
+      <w:hyperlink r:id="rId88">
         <w:r>
           <w:rPr>
             <w:rStyle w:val="Hyperlink"/>
@@ -23378,8 +23937,8 @@
         <w:t xml:space="preserve">grows.</w:t>
       </w:r>
     </w:p>
-    <w:bookmarkEnd w:id="86"/>
-    <w:bookmarkStart w:id="87" w:name="exr-unbiased-exp"/>
+    <w:bookmarkEnd w:id="89"/>
+    <w:bookmarkStart w:id="90" w:name="exr-unbiased-exp"/>
     <w:p>
       <w:pPr>
         <w:pStyle w:val="BodyText"/>
@@ -23510,8 +24069,8 @@
         <w:t xml:space="preserve">.</w:t>
       </w:r>
     </w:p>
-    <w:bookmarkEnd w:id="87"/>
-    <w:bookmarkStart w:id="88" w:name="sol-unbiased-exp"/>
+    <w:bookmarkEnd w:id="90"/>
+    <w:bookmarkStart w:id="91" w:name="sol-unbiased-exp"/>
     <w:p>
       <w:pPr>
         <w:pStyle w:val="BodyText"/>
@@ -23736,8 +24295,8 @@
         <w:t xml:space="preserve">.</w:t>
       </w:r>
     </w:p>
-    <w:bookmarkEnd w:id="88"/>
-    <w:bookmarkStart w:id="89" w:name="exr-unbiased-mse"/>
+    <w:bookmarkEnd w:id="91"/>
+    <w:bookmarkStart w:id="92" w:name="exr-unbiased-mse"/>
     <w:p>
       <w:pPr>
         <w:pStyle w:val="BodyText"/>
@@ -23831,8 +24390,8 @@
         <w:t xml:space="preserve">in terms of its variance.</w:t>
       </w:r>
     </w:p>
-    <w:bookmarkEnd w:id="89"/>
-    <w:bookmarkStart w:id="90" w:name="sol-unbiased-mse"/>
+    <w:bookmarkEnd w:id="92"/>
+    <w:bookmarkStart w:id="93" w:name="sol-unbiased-mse"/>
     <w:p>
       <w:pPr>
         <w:pStyle w:val="BodyText"/>
@@ -24171,8 +24730,8 @@
         </m:oMath>
       </m:oMathPara>
     </w:p>
-    <w:bookmarkEnd w:id="90"/>
-    <w:bookmarkStart w:id="93" w:name="thm-unbiased-props"/>
+    <w:bookmarkEnd w:id="93"/>
+    <w:bookmarkStart w:id="96" w:name="thm-unbiased-props"/>
     <w:p>
       <w:pPr>
         <w:pStyle w:val="FirstParagraph"/>
@@ -24244,7 +24803,7 @@
       <w:pPr>
         <w:pStyle w:val="BodyText"/>
       </w:pPr>
-      <w:bookmarkStart w:id="91" w:name="eq-unbiased-exp"/>
+      <w:bookmarkStart w:id="94" w:name="eq-unbiased-exp"/>
       <m:oMathPara>
         <m:oMathParaPr>
           <m:jc m:val="center"/>
@@ -24301,7 +24860,7 @@
             <m:t>(</m:t>
           </m:r>
           <m:r>
-            <m:t>3</m:t>
+            <m:t>5</m:t>
           </m:r>
           <m:r>
             <m:rPr>
@@ -24311,13 +24870,13 @@
           </m:r>
         </m:oMath>
       </m:oMathPara>
-      <w:bookmarkEnd w:id="91"/>
+      <w:bookmarkEnd w:id="94"/>
     </w:p>
     <w:p>
       <w:pPr>
         <w:pStyle w:val="FirstParagraph"/>
       </w:pPr>
-      <w:bookmarkStart w:id="92" w:name="eq-unbiased-mse"/>
+      <w:bookmarkStart w:id="95" w:name="eq-unbiased-mse"/>
       <m:oMathPara>
         <m:oMathParaPr>
           <m:jc m:val="center"/>
@@ -24403,7 +24962,7 @@
             <m:t>(</m:t>
           </m:r>
           <m:r>
-            <m:t>4</m:t>
+            <m:t>6</m:t>
           </m:r>
           <m:r>
             <m:rPr>
@@ -24413,9 +24972,9 @@
           </m:r>
         </m:oMath>
       </m:oMathPara>
-      <w:bookmarkEnd w:id="92"/>
+      <w:bookmarkEnd w:id="95"/>
     </w:p>
-    <w:bookmarkEnd w:id="93"/>
+    <w:bookmarkEnd w:id="96"/>
     <w:p>
       <w:pPr>
         <w:pStyle w:val="FirstParagraph"/>
@@ -24435,7 +24994,7 @@
           <w:rPr>
             <w:rStyle w:val="Hyperlink"/>
           </w:rPr>
-          <w:t xml:space="preserve">Equation 3</w:t>
+          <w:t xml:space="preserve">Equation 5</w:t>
         </w:r>
       </w:hyperlink>
       <w:r>
@@ -24472,7 +25031,7 @@
           <w:rPr>
             <w:rStyle w:val="Hyperlink"/>
           </w:rPr>
-          <w:t xml:space="preserve">Equation 4</w:t>
+          <w:t xml:space="preserve">Equation 6</w:t>
         </w:r>
       </w:hyperlink>
       <w:r>
@@ -24496,8 +25055,8 @@
         <w:t xml:space="preserve">.</w:t>
       </w:r>
     </w:p>
-    <w:bookmarkEnd w:id="94"/>
-    <w:bookmarkStart w:id="97" w:name="mean-absolute-error"/>
+    <w:bookmarkEnd w:id="97"/>
+    <w:bookmarkStart w:id="100" w:name="mean-absolute-error"/>
     <w:p>
       <w:pPr>
         <w:pStyle w:val="Heading3"/>
@@ -24506,7 +25065,7 @@
         <w:t xml:space="preserve">3.7 Mean absolute error</w:t>
       </w:r>
     </w:p>
-    <w:bookmarkStart w:id="95" w:name="def-mae"/>
+    <w:bookmarkStart w:id="98" w:name="def-mae"/>
     <w:p>
       <w:pPr>
         <w:pStyle w:val="FirstParagraph"/>
@@ -24691,8 +25250,8 @@
         </m:oMath>
       </m:oMathPara>
     </w:p>
-    <w:bookmarkEnd w:id="95"/>
-    <w:bookmarkStart w:id="96" w:name="exm-mae-gaussian"/>
+    <w:bookmarkEnd w:id="98"/>
+    <w:bookmarkStart w:id="99" w:name="exm-mae-gaussian"/>
     <w:p>
       <w:pPr>
         <w:pStyle w:val="FirstParagraph"/>
@@ -27098,9 +27657,9 @@
         <w:t xml:space="preserve">).</w:t>
       </w:r>
     </w:p>
-    <w:bookmarkEnd w:id="96"/>
-    <w:bookmarkEnd w:id="97"/>
-    <w:bookmarkStart w:id="111" w:name="standard-error"/>
+    <w:bookmarkEnd w:id="99"/>
+    <w:bookmarkEnd w:id="100"/>
+    <w:bookmarkStart w:id="114" w:name="standard-error"/>
     <w:p>
       <w:pPr>
         <w:pStyle w:val="Heading3"/>
@@ -27109,7 +27668,7 @@
         <w:t xml:space="preserve">3.8 Standard error</w:t>
       </w:r>
     </w:p>
-    <w:bookmarkStart w:id="99" w:name="def-SE"/>
+    <w:bookmarkStart w:id="102" w:name="def-SE"/>
     <w:p>
       <w:pPr>
         <w:pStyle w:val="FirstParagraph"/>
@@ -27167,7 +27726,7 @@
       <w:r>
         <w:t xml:space="preserve"> </w:t>
       </w:r>
-      <w:hyperlink r:id="rId98">
+      <w:hyperlink r:id="rId101">
         <w:r>
           <w:rPr>
             <w:rStyle w:val="Hyperlink"/>
@@ -27295,8 +27854,8 @@
         </m:oMath>
       </m:oMathPara>
     </w:p>
-    <w:bookmarkEnd w:id="99"/>
-    <w:bookmarkStart w:id="100" w:name="exm-SE-sample-mean"/>
+    <w:bookmarkEnd w:id="102"/>
+    <w:bookmarkStart w:id="103" w:name="exm-SE-sample-mean"/>
     <w:p>
       <w:pPr>
         <w:pStyle w:val="FirstParagraph"/>
@@ -27584,8 +28143,8 @@
         <w:t xml:space="preserve">.</w:t>
       </w:r>
     </w:p>
-    <w:bookmarkEnd w:id="100"/>
-    <w:bookmarkStart w:id="101" w:name="exr-se-error-sd"/>
+    <w:bookmarkEnd w:id="103"/>
+    <w:bookmarkStart w:id="104" w:name="exr-se-error-sd"/>
     <w:p>
       <w:pPr>
         <w:pStyle w:val="BodyText"/>
@@ -27606,7 +28165,7 @@
       <w:r>
         <w:t xml:space="preserve"> </w:t>
       </w:r>
-      <w:hyperlink r:id="rId98">
+      <w:hyperlink r:id="rId101">
         <w:r>
           <w:rPr>
             <w:rStyle w:val="Hyperlink"/>
@@ -27707,8 +28266,8 @@
         <w:t xml:space="preserve">.</w:t>
       </w:r>
     </w:p>
-    <w:bookmarkEnd w:id="101"/>
-    <w:bookmarkStart w:id="102" w:name="sol-se-error-sd"/>
+    <w:bookmarkEnd w:id="104"/>
+    <w:bookmarkStart w:id="105" w:name="sol-se-error-sd"/>
     <w:p>
       <w:pPr>
         <w:pStyle w:val="BodyText"/>
@@ -28053,8 +28612,8 @@
         <w:t xml:space="preserve">.</w:t>
       </w:r>
     </w:p>
-    <w:bookmarkEnd w:id="102"/>
-    <w:bookmarkStart w:id="103" w:name="thm-se-error-sd"/>
+    <w:bookmarkEnd w:id="105"/>
+    <w:bookmarkStart w:id="106" w:name="thm-se-error-sd"/>
     <w:p>
       <w:pPr>
         <w:pStyle w:val="BodyText"/>
@@ -28168,7 +28727,7 @@
         </m:oMath>
       </m:oMathPara>
     </w:p>
-    <w:bookmarkEnd w:id="103"/>
+    <w:bookmarkEnd w:id="106"/>
     <w:p>
       <w:pPr>
         <w:pStyle w:val="FirstParagraph"/>
@@ -28201,7 +28760,7 @@
         <w:t xml:space="preserve">.</w:t>
       </w:r>
     </w:p>
-    <w:bookmarkStart w:id="104" w:name="rem-standard-error-name"/>
+    <w:bookmarkStart w:id="107" w:name="rem-standard-error-name"/>
     <w:p>
       <w:pPr>
         <w:pStyle w:val="BodyText"/>
@@ -28311,8 +28870,8 @@
         <w:t xml:space="preserve">so they come up often enough to deserve their own name.</w:t>
       </w:r>
     </w:p>
-    <w:bookmarkEnd w:id="104"/>
-    <w:bookmarkStart w:id="105" w:name="exr-var-mse-bias"/>
+    <w:bookmarkEnd w:id="107"/>
+    <w:bookmarkStart w:id="108" w:name="exr-var-mse-bias"/>
     <w:p>
       <w:pPr>
         <w:pStyle w:val="BodyText"/>
@@ -28482,8 +29041,8 @@
         <w:t xml:space="preserve">.</w:t>
       </w:r>
     </w:p>
-    <w:bookmarkEnd w:id="105"/>
-    <w:bookmarkStart w:id="106" w:name="sol-var-mse-bias"/>
+    <w:bookmarkEnd w:id="108"/>
+    <w:bookmarkStart w:id="109" w:name="sol-var-mse-bias"/>
     <w:p>
       <w:pPr>
         <w:pStyle w:val="BodyText"/>
@@ -29410,8 +29969,8 @@
         </m:oMath>
       </m:oMathPara>
     </w:p>
-    <w:bookmarkEnd w:id="106"/>
-    <w:bookmarkStart w:id="107" w:name="cor-var-mse-bias"/>
+    <w:bookmarkEnd w:id="109"/>
+    <w:bookmarkStart w:id="110" w:name="cor-var-mse-bias"/>
     <w:p>
       <w:pPr>
         <w:pStyle w:val="FirstParagraph"/>
@@ -29606,7 +30165,7 @@
         </m:oMath>
       </m:oMathPara>
     </w:p>
-    <w:bookmarkEnd w:id="107"/>
+    <w:bookmarkEnd w:id="110"/>
     <w:p>
       <w:pPr>
         <w:pStyle w:val="FirstParagraph"/>
@@ -29639,7 +30198,7 @@
         <w:t xml:space="preserve">.</w:t>
       </w:r>
     </w:p>
-    <w:bookmarkStart w:id="108" w:name="exr-se-rmse-unbiased"/>
+    <w:bookmarkStart w:id="111" w:name="exr-se-rmse-unbiased"/>
     <w:p>
       <w:pPr>
         <w:pStyle w:val="BodyText"/>
@@ -29665,7 +30224,7 @@
           <w:rPr>
             <w:rStyle w:val="Hyperlink"/>
           </w:rPr>
-          <w:t xml:space="preserve">Equation 4</w:t>
+          <w:t xml:space="preserve">Equation 6</w:t>
         </w:r>
       </w:hyperlink>
       <w:r>
@@ -29747,8 +30306,8 @@
         <w:t xml:space="preserve">.</w:t>
       </w:r>
     </w:p>
-    <w:bookmarkEnd w:id="108"/>
-    <w:bookmarkStart w:id="109" w:name="sol-se-rmse-unbiased"/>
+    <w:bookmarkEnd w:id="111"/>
+    <w:bookmarkStart w:id="112" w:name="sol-se-rmse-unbiased"/>
     <w:p>
       <w:pPr>
         <w:pStyle w:val="BodyText"/>
@@ -29774,7 +30333,7 @@
           <w:rPr>
             <w:rStyle w:val="Hyperlink"/>
           </w:rPr>
-          <w:t xml:space="preserve">Equation 4</w:t>
+          <w:t xml:space="preserve">Equation 6</w:t>
         </w:r>
       </w:hyperlink>
       <w:r>
@@ -29989,8 +30548,8 @@
         <w:t xml:space="preserve">.</w:t>
       </w:r>
     </w:p>
-    <w:bookmarkEnd w:id="109"/>
-    <w:bookmarkStart w:id="110" w:name="cor-se-rmse-unbiased"/>
+    <w:bookmarkEnd w:id="112"/>
+    <w:bookmarkStart w:id="113" w:name="cor-se-rmse-unbiased"/>
     <w:p>
       <w:pPr>
         <w:pStyle w:val="BodyText"/>
@@ -30148,7 +30707,7 @@
         </m:oMath>
       </m:oMathPara>
     </w:p>
-    <w:bookmarkEnd w:id="110"/>
+    <w:bookmarkEnd w:id="113"/>
     <w:p>
       <w:pPr>
         <w:pStyle w:val="FirstParagraph"/>
@@ -30181,9 +30740,9 @@
         <w:t xml:space="preserve">.</w:t>
       </w:r>
     </w:p>
-    <w:bookmarkEnd w:id="111"/>
-    <w:bookmarkEnd w:id="112"/>
-    <w:bookmarkStart w:id="124" w:name="references"/>
+    <w:bookmarkEnd w:id="114"/>
+    <w:bookmarkEnd w:id="115"/>
+    <w:bookmarkStart w:id="127" w:name="references"/>
     <w:p>
       <w:pPr>
         <w:pStyle w:val="Heading2"/>
@@ -30192,8 +30751,8 @@
         <w:t xml:space="preserve">References</w:t>
       </w:r>
     </w:p>
-    <w:bookmarkStart w:id="123" w:name="refs"/>
-    <w:bookmarkStart w:id="113" w:name="ref-box_draper_1987"/>
+    <w:bookmarkStart w:id="126" w:name="refs"/>
+    <w:bookmarkStart w:id="116" w:name="ref-box_draper_1987"/>
     <w:p>
       <w:pPr>
         <w:pStyle w:val="Bibliography"/>
@@ -30215,8 +30774,8 @@
         <w:t xml:space="preserve">. Wiley Series in Probability and Mathematical Statistics. Applied Probability and Statistics. Wiley.</w:t>
       </w:r>
     </w:p>
-    <w:bookmarkEnd w:id="113"/>
-    <w:bookmarkStart w:id="115" w:name="ref-dunn2018generalized"/>
+    <w:bookmarkEnd w:id="116"/>
+    <w:bookmarkStart w:id="118" w:name="ref-dunn2018generalized"/>
     <w:p>
       <w:pPr>
         <w:pStyle w:val="Bibliography"/>
@@ -30254,7 +30813,7 @@
       <w:r>
         <w:t xml:space="preserve"> </w:t>
       </w:r>
-      <w:hyperlink r:id="rId114">
+      <w:hyperlink r:id="rId117">
         <w:r>
           <w:rPr>
             <w:rStyle w:val="Hyperlink"/>
@@ -30266,8 +30825,8 @@
         <w:t xml:space="preserve">.</w:t>
       </w:r>
     </w:p>
-    <w:bookmarkEnd w:id="115"/>
-    <w:bookmarkStart w:id="116" w:name="ref-hosmer1989applied"/>
+    <w:bookmarkEnd w:id="118"/>
+    <w:bookmarkStart w:id="119" w:name="ref-hosmer1989applied"/>
     <w:p>
       <w:pPr>
         <w:pStyle w:val="Bibliography"/>
@@ -30289,8 +30848,8 @@
         <w:t xml:space="preserve">. Wiley.</w:t>
       </w:r>
     </w:p>
-    <w:bookmarkEnd w:id="116"/>
-    <w:bookmarkStart w:id="118" w:name="ref-lawrance2020estimand"/>
+    <w:bookmarkEnd w:id="119"/>
+    <w:bookmarkStart w:id="121" w:name="ref-lawrance2020estimand"/>
     <w:p>
       <w:pPr>
         <w:pStyle w:val="Bibliography"/>
@@ -30323,7 +30882,7 @@
       <w:r>
         <w:t xml:space="preserve"> </w:t>
       </w:r>
-      <w:hyperlink r:id="rId117">
+      <w:hyperlink r:id="rId120">
         <w:r>
           <w:rPr>
             <w:rStyle w:val="Hyperlink"/>
@@ -30335,8 +30894,8 @@
         <w:t xml:space="preserve">.</w:t>
       </w:r>
     </w:p>
-    <w:bookmarkEnd w:id="118"/>
-    <w:bookmarkStart w:id="120" w:name="ref-pohl2021estimands"/>
+    <w:bookmarkEnd w:id="121"/>
+    <w:bookmarkStart w:id="123" w:name="ref-pohl2021estimands"/>
     <w:p>
       <w:pPr>
         <w:pStyle w:val="Bibliography"/>
@@ -30396,7 +30955,7 @@
       <w:r>
         <w:t xml:space="preserve"> </w:t>
       </w:r>
-      <w:hyperlink r:id="rId119">
+      <w:hyperlink r:id="rId122">
         <w:r>
           <w:rPr>
             <w:rStyle w:val="Hyperlink"/>
@@ -30408,8 +30967,8 @@
         <w:t xml:space="preserve">.</w:t>
       </w:r>
     </w:p>
-    <w:bookmarkEnd w:id="120"/>
-    <w:bookmarkStart w:id="122" w:name="ref-van2018flexible"/>
+    <w:bookmarkEnd w:id="123"/>
+    <w:bookmarkStart w:id="125" w:name="ref-van2018flexible"/>
     <w:p>
       <w:pPr>
         <w:pStyle w:val="Bibliography"/>
@@ -30433,7 +30992,7 @@
       <w:r>
         <w:t xml:space="preserve"> </w:t>
       </w:r>
-      <w:hyperlink r:id="rId121">
+      <w:hyperlink r:id="rId124">
         <w:r>
           <w:rPr>
             <w:rStyle w:val="Hyperlink"/>
@@ -30445,9 +31004,9 @@
         <w:t xml:space="preserve">.</w:t>
       </w:r>
     </w:p>
-    <w:bookmarkEnd w:id="122"/>
-    <w:bookmarkEnd w:id="123"/>
-    <w:bookmarkEnd w:id="124"/>
+    <w:bookmarkEnd w:id="125"/>
+    <w:bookmarkEnd w:id="126"/>
+    <w:bookmarkEnd w:id="127"/>
     <w:sectPr>
       <w:footnotePr>
         <w:numRestart w:val="eachSect"/>
